--- a/4. RESULTADOS/Reconciliacion/T05_resumen.docx
+++ b/4. RESULTADOS/Reconciliacion/T05_resumen.docx
@@ -599,7 +599,7 @@
                 <w:szCs w:val="22"/>
                 <w:color w:val="000000"/>
               </w:rPr>
-              <w:t xml:space="preserve">-1.0228</w:t>
+              <w:t xml:space="preserve">-0.8921</w:t>
             </w:r>
           </w:p>
         </w:tc>
@@ -654,7 +654,7 @@
                 <w:szCs w:val="22"/>
                 <w:color w:val="000000"/>
               </w:rPr>
-              <w:t xml:space="preserve">0.0106</w:t>
+              <w:t xml:space="preserve">0.0269</w:t>
             </w:r>
           </w:p>
         </w:tc>
@@ -764,7 +764,7 @@
                 <w:szCs w:val="22"/>
                 <w:color w:val="000000"/>
               </w:rPr>
-              <w:t xml:space="preserve">44,611</w:t>
+              <w:t xml:space="preserve">44,614</w:t>
             </w:r>
           </w:p>
         </w:tc>
@@ -989,7 +989,7 @@
                 <w:szCs w:val="22"/>
                 <w:color w:val="000000"/>
               </w:rPr>
-              <w:t xml:space="preserve">2.1225</w:t>
+              <w:t xml:space="preserve">2.9791</w:t>
             </w:r>
           </w:p>
         </w:tc>
@@ -1154,7 +1154,7 @@
                 <w:szCs w:val="22"/>
                 <w:color w:val="000000"/>
               </w:rPr>
-              <w:t xml:space="preserve">4,481</w:t>
+              <w:t xml:space="preserve">4,863</w:t>
             </w:r>
           </w:p>
         </w:tc>
@@ -1209,7 +1209,7 @@
                 <w:szCs w:val="22"/>
                 <w:color w:val="000000"/>
               </w:rPr>
-              <w:t xml:space="preserve">4,481</w:t>
+              <w:t xml:space="preserve">4,863</w:t>
             </w:r>
           </w:p>
         </w:tc>
@@ -1379,7 +1379,7 @@
                 <w:szCs w:val="22"/>
                 <w:color w:val="000000"/>
               </w:rPr>
-              <w:t xml:space="preserve">-1.5355</w:t>
+              <w:t xml:space="preserve">-1.0386</w:t>
             </w:r>
           </w:p>
         </w:tc>
@@ -1434,7 +1434,7 @@
                 <w:szCs w:val="22"/>
                 <w:color w:val="000000"/>
               </w:rPr>
-              <w:t xml:space="preserve">0.0002</w:t>
+              <w:t xml:space="preserve">0.0097</w:t>
             </w:r>
           </w:p>
         </w:tc>
@@ -1544,7 +1544,7 @@
                 <w:szCs w:val="22"/>
                 <w:color w:val="000000"/>
               </w:rPr>
-              <w:t xml:space="preserve">39,463</w:t>
+              <w:t xml:space="preserve">42,786</w:t>
             </w:r>
           </w:p>
         </w:tc>
@@ -1599,7 +1599,7 @@
                 <w:szCs w:val="22"/>
                 <w:color w:val="000000"/>
               </w:rPr>
-              <w:t xml:space="preserve">4,481</w:t>
+              <w:t xml:space="preserve">4,863</w:t>
             </w:r>
           </w:p>
         </w:tc>
@@ -1769,7 +1769,7 @@
                 <w:szCs w:val="22"/>
                 <w:color w:val="000000"/>
               </w:rPr>
-              <w:t xml:space="preserve">2.1225</w:t>
+              <w:t xml:space="preserve">2.9791</w:t>
             </w:r>
           </w:p>
         </w:tc>
@@ -1934,7 +1934,7 @@
                 <w:szCs w:val="22"/>
                 <w:color w:val="000000"/>
               </w:rPr>
-              <w:t xml:space="preserve">4,481</w:t>
+              <w:t xml:space="preserve">4,863</w:t>
             </w:r>
           </w:p>
         </w:tc>
@@ -1989,7 +1989,7 @@
                 <w:szCs w:val="22"/>
                 <w:color w:val="000000"/>
               </w:rPr>
-              <w:t xml:space="preserve">4,481</w:t>
+              <w:t xml:space="preserve">4,863</w:t>
             </w:r>
           </w:p>
         </w:tc>
